--- a/Document_Outlines/Input data - systems/Pneumatic_Tube_System.docx
+++ b/Document_Outlines/Input data - systems/Pneumatic_Tube_System.docx
@@ -3177,6 +3177,17 @@
       </w:pPr>
       <w:r>
         <w:t>Full system configuration backups and documentation</w:t>
+      </w:r>
+    </w:p>
+    <w:p>
+      <w:pPr>
+        <w:numPr>
+          <w:ilvl w:val="0"/>
+          <w:numId w:val="2"/>
+        </w:numPr>
+      </w:pPr>
+      <w:r>
+        <w:t>Evidence of current PVG Scheme membership for all contractor personnel attending site</w:t>
       </w:r>
     </w:p>
     <w:p/>

--- a/Document_Outlines/Input data - systems/Pneumatic_Tube_System.docx
+++ b/Document_Outlines/Input data - systems/Pneumatic_Tube_System.docx
@@ -3188,6 +3188,17 @@
       </w:pPr>
       <w:r>
         <w:t>Evidence of current PVG Scheme membership for all contractor personnel attending site</w:t>
+      </w:r>
+    </w:p>
+    <w:p>
+      <w:pPr>
+        <w:numPr>
+          <w:ilvl w:val="0"/>
+          <w:numId w:val="2"/>
+        </w:numPr>
+      </w:pPr>
+      <w:r>
+        <w:t>Where works are in, adjacent to, above or below a room housing ionising-radiation imaging equipment (CT, X-ray, fluoroscopy, nuclear medicine): confirm Radiation Protection Adviser (RPA) sign-off on shielding integrity per the Room/Ward/Theatre Refresh checklist - a separate gate from HAI-SCRIBE, not covered by it</w:t>
       </w:r>
     </w:p>
     <w:p/>
